--- a/materials/第1讲整合试讲主版本/02_学生材料.docx
+++ b/materials/第1讲整合试讲主版本/02_学生材料.docx
@@ -5,6 +5,8 @@
     <w:p>
       <w:pPr>
         <w:pStyle w:val="Title"/>
+        <w:keepNext/>
+        <w:keepLines/>
       </w:pPr>
       <w:r>
         <w:t xml:space="preserve">宪法总论 学生材料</w:t>
@@ -40,6 +42,8 @@
     <w:p>
       <w:pPr>
         <w:pStyle w:val="Heading1"/>
+        <w:keepNext/>
+        <w:keepLines/>
       </w:pPr>
       <w:r>
         <w:t xml:space="preserve">材料A 从历史安排读到现行宪法</w:t>
@@ -48,6 +52,8 @@
     <w:p>
       <w:pPr>
         <w:pStyle w:val="Heading2"/>
+        <w:keepNext/>
+        <w:keepLines/>
       </w:pPr>
       <w:r>
         <w:t xml:space="preserve">两处历史文本</w:t>
@@ -103,6 +109,8 @@
     <w:p>
       <w:pPr>
         <w:pStyle w:val="Heading2"/>
+        <w:keepNext/>
+        <w:keepLines/>
       </w:pPr>
       <w:r>
         <w:t xml:space="preserve">宪法序言</w:t>
@@ -165,6 +173,8 @@
     <w:p>
       <w:pPr>
         <w:pStyle w:val="Heading1"/>
+        <w:keepNext/>
+        <w:keepLines/>
         <w:pageBreakBefore/>
       </w:pPr>
       <w:r>
@@ -174,6 +184,8 @@
     <w:p>
       <w:pPr>
         <w:pStyle w:val="Heading2"/>
+        <w:keepNext/>
+        <w:keepLines/>
       </w:pPr>
       <w:r>
         <w:t xml:space="preserve">宪法第1条</w:t>
@@ -202,6 +214,8 @@
     <w:p>
       <w:pPr>
         <w:pStyle w:val="Heading2"/>
+        <w:keepNext/>
+        <w:keepLines/>
       </w:pPr>
       <w:r>
         <w:t xml:space="preserve">宪法第5条</w:t>
@@ -260,6 +274,8 @@
     <w:p>
       <w:pPr>
         <w:pStyle w:val="Heading1"/>
+        <w:keepNext/>
+        <w:keepLines/>
         <w:pageBreakBefore/>
       </w:pPr>
       <w:r>
@@ -269,6 +285,8 @@
     <w:p>
       <w:pPr>
         <w:pStyle w:val="Heading2"/>
+        <w:keepNext/>
+        <w:keepLines/>
       </w:pPr>
       <w:r>
         <w:t xml:space="preserve">宪法第2条</w:t>
@@ -307,6 +325,8 @@
     <w:p>
       <w:pPr>
         <w:pStyle w:val="Heading2"/>
+        <w:keepNext/>
+        <w:keepLines/>
       </w:pPr>
       <w:r>
         <w:t xml:space="preserve">宪法第3条第1至3款</w:t>
@@ -345,6 +365,8 @@
     <w:p>
       <w:pPr>
         <w:pStyle w:val="Heading2"/>
+        <w:keepNext/>
+        <w:keepLines/>
       </w:pPr>
       <w:r>
         <w:t xml:space="preserve">宪法第33条第3款</w:t>
@@ -363,6 +385,8 @@
     <w:p>
       <w:pPr>
         <w:pStyle w:val="Heading1"/>
+        <w:keepNext/>
+        <w:keepLines/>
       </w:pPr>
       <w:r>
         <w:t xml:space="preserve">任务1 机关成立以后为什么仍有这些要求</w:t>
@@ -436,6 +460,8 @@
     <w:p>
       <w:pPr>
         <w:pStyle w:val="Heading1"/>
+        <w:keepNext/>
+        <w:keepLines/>
         <w:pageBreakBefore/>
       </w:pPr>
       <w:r>
@@ -445,6 +471,8 @@
     <w:p>
       <w:pPr>
         <w:pStyle w:val="Heading2"/>
+        <w:keepNext/>
+        <w:keepLines/>
       </w:pPr>
       <w:r>
         <w:t xml:space="preserve">宪法第64条</w:t>
@@ -473,6 +501,8 @@
     <w:p>
       <w:pPr>
         <w:pStyle w:val="Heading1"/>
+        <w:keepNext/>
+        <w:keepLines/>
       </w:pPr>
       <w:r>
         <w:t xml:space="preserve">任务2 同为60%赞成能否通过</w:t>
@@ -619,6 +649,8 @@
     <w:p>
       <w:pPr>
         <w:pStyle w:val="Heading1"/>
+        <w:keepNext/>
+        <w:keepLines/>
         <w:pageBreakBefore/>
       </w:pPr>
       <w:r>
@@ -628,6 +660,8 @@
     <w:p>
       <w:pPr>
         <w:pStyle w:val="Heading2"/>
+        <w:keepNext/>
+        <w:keepLines/>
       </w:pPr>
       <w:r>
         <w:t xml:space="preserve">宪法第41条第3款</w:t>
@@ -646,6 +680,8 @@
     <w:p>
       <w:pPr>
         <w:pStyle w:val="Heading2"/>
+        <w:keepNext/>
+        <w:keepLines/>
       </w:pPr>
       <w:r>
         <w:t xml:space="preserve">国家赔偿法第1条</w:t>
@@ -664,6 +700,8 @@
     <w:p>
       <w:pPr>
         <w:pStyle w:val="Heading2"/>
+        <w:keepNext/>
+        <w:keepLines/>
       </w:pPr>
       <w:r>
         <w:t xml:space="preserve">国家赔偿法第2条第1款</w:t>
@@ -682,6 +720,8 @@
     <w:p>
       <w:pPr>
         <w:pStyle w:val="Heading2"/>
+        <w:keepNext/>
+        <w:keepLines/>
       </w:pPr>
       <w:r>
         <w:t xml:space="preserve">国家赔偿法第3条起句及第1项</w:t>
@@ -719,6 +759,8 @@
     <w:p>
       <w:pPr>
         <w:pStyle w:val="Heading2"/>
+        <w:keepNext/>
+        <w:keepLines/>
       </w:pPr>
       <w:r>
         <w:t xml:space="preserve">国家赔偿法第7条第1款</w:t>
@@ -737,6 +779,8 @@
     <w:p>
       <w:pPr>
         <w:pStyle w:val="Heading1"/>
+        <w:keepNext/>
+        <w:keepLines/>
       </w:pPr>
       <w:r>
         <w:t xml:space="preserve">任务3 这些事实已经给出可以判断什么</w:t>
@@ -798,6 +842,8 @@
     <w:p>
       <w:pPr>
         <w:pStyle w:val="Heading1"/>
+        <w:keepNext/>
+        <w:keepLines/>
         <w:pageBreakBefore/>
       </w:pPr>
       <w:r>
@@ -810,7 +856,7 @@
         <w:spacing w:after="95" w:before="0" w:line="330"/>
       </w:pPr>
       <w:r>
-        <w:t xml:space="preserve">对读材料B第5条与材料D第41条第3款及国家赔偿法。</w:t>
+        <w:t xml:space="preserve">先定位并回读材料B第5条与材料D第41条第3款及国家赔偿法第3、7条，再完成下列解释。独立写作2分30秒，同桌交流30秒；教师随后讲评。</w:t>
       </w:r>
     </w:p>
     <w:p>
@@ -897,6 +943,8 @@
     <w:p>
       <w:pPr>
         <w:pStyle w:val="Heading1"/>
+        <w:keepNext/>
+        <w:keepLines/>
       </w:pPr>
       <w:r>
         <w:t xml:space="preserve">任务5 起首句能够证明什么</w:t>
@@ -988,6 +1036,8 @@
     <w:p>
       <w:pPr>
         <w:pStyle w:val="Heading1"/>
+        <w:keepNext/>
+        <w:keepLines/>
         <w:pageBreakBefore/>
       </w:pPr>
       <w:r>
@@ -1110,6 +1160,8 @@
     <w:p>
       <w:pPr>
         <w:pStyle w:val="Heading1"/>
+        <w:keepNext/>
+        <w:keepLines/>
       </w:pPr>
       <w:r>
         <w:t xml:space="preserve">任务7 把整堂课连起来</w:t>
@@ -1183,6 +1235,8 @@
     <w:p>
       <w:pPr>
         <w:pStyle w:val="Heading1"/>
+        <w:keepNext/>
+        <w:keepLines/>
         <w:pageBreakBefore/>
       </w:pPr>
       <w:r>
@@ -1192,6 +1246,8 @@
     <w:p>
       <w:pPr>
         <w:pStyle w:val="Heading2"/>
+        <w:keepNext/>
+        <w:keepLines/>
       </w:pPr>
       <w:r>
         <w:t xml:space="preserve">国家赔偿法第9条第2款</w:t>
@@ -1219,6 +1275,8 @@
     <w:p>
       <w:pPr>
         <w:pStyle w:val="Heading2"/>
+        <w:keepNext/>
+        <w:keepLines/>
       </w:pPr>
       <w:r>
         <w:t xml:space="preserve">扩展E1 宪法是否只有抽象原则</w:t>
@@ -1282,6 +1340,8 @@
     <w:p>
       <w:pPr>
         <w:pStyle w:val="Heading2"/>
+        <w:keepNext/>
+        <w:keepLines/>
       </w:pPr>
       <w:r>
         <w:t xml:space="preserve">扩展E2 有规范为什么还要看办理</w:t>
@@ -1364,7 +1424,7 @@
       <w:r>
         <w:t xml:space="preserve">宪法采用</w:t>
       </w:r>
-      <w:hyperlink w:history="1" r:id="rIdkkroycpmzlijakqvesoqj">
+      <w:hyperlink w:history="1" r:id="rIdh1s3-lqgqkdmpezjvmptk">
         <w:r>
           <w:rPr>
             <w:color w:val="000000"/>
@@ -1376,7 +1436,7 @@
       <w:r>
         <w:t xml:space="preserve">；国家赔偿法采用</w:t>
       </w:r>
-      <w:hyperlink w:history="1" r:id="rIdhnswetujkib2-qapjpgag">
+      <w:hyperlink w:history="1" r:id="rIdtwau9olh3glwrk7jykru_">
         <w:r>
           <w:rPr>
             <w:color w:val="000000"/>
@@ -1388,7 +1448,7 @@
       <w:r>
         <w:t xml:space="preserve">。历史条文据</w:t>
       </w:r>
-      <w:hyperlink w:history="1" r:id="rIdd-t74jtw4a9fgsmmxqalj">
+      <w:hyperlink w:history="1" r:id="rIdxhulublouzrfzn_gub_ox">
         <w:r>
           <w:rPr>
             <w:color w:val="000000"/>
@@ -1400,7 +1460,7 @@
       <w:r>
         <w:t xml:space="preserve">与</w:t>
       </w:r>
-      <w:hyperlink w:history="1" r:id="rIdhihtwgtw_oqx7d6jg8fzi">
+      <w:hyperlink w:history="1" r:id="rIdwqg4fblh6xdkr3p0cczro">
         <w:r>
           <w:rPr>
             <w:color w:val="000000"/>

--- a/materials/第1讲整合试讲主版本/02_学生材料.docx
+++ b/materials/第1讲整合试讲主版本/02_学生材料.docx
@@ -810,7 +810,7 @@
         <w:spacing w:after="95" w:before="0" w:line="330"/>
       </w:pPr>
       <w:r>
-        <w:t xml:space="preserve">对读材料B第5条与材料D第41条第3款及国家赔偿法。</w:t>
+        <w:t xml:space="preserve">先回看材料B第5条、材料D第41条第3款与国家赔偿法第3、7条，再独立组织理由；教师集中讲评在作答之后。</w:t>
       </w:r>
     </w:p>
     <w:p>
@@ -823,7 +823,7 @@
           <w:b/>
           <w:bCs/>
         </w:rPr>
-        <w:t xml:space="preserve">课堂疑问：</w:t>
+        <w:t xml:space="preserve">课堂疑问（教学设定）：</w:t>
       </w:r>
       <w:r>
         <w:t xml:space="preserve">“赔偿情形和义务机关都由普通法律规定，宪法在这里究竟还约束什么？”</w:t>
@@ -1364,7 +1364,7 @@
       <w:r>
         <w:t xml:space="preserve">宪法采用</w:t>
       </w:r>
-      <w:hyperlink w:history="1" r:id="rIdkkroycpmzlijakqvesoqj">
+      <w:hyperlink w:history="1" r:id="rId6pbzq3edm0hkyameykdg5">
         <w:r>
           <w:rPr>
             <w:color w:val="000000"/>
@@ -1376,7 +1376,7 @@
       <w:r>
         <w:t xml:space="preserve">；国家赔偿法采用</w:t>
       </w:r>
-      <w:hyperlink w:history="1" r:id="rIdhnswetujkib2-qapjpgag">
+      <w:hyperlink w:history="1" r:id="rId67rxtdw-dddzup57wqire">
         <w:r>
           <w:rPr>
             <w:color w:val="000000"/>
@@ -1388,7 +1388,7 @@
       <w:r>
         <w:t xml:space="preserve">。历史条文据</w:t>
       </w:r>
-      <w:hyperlink w:history="1" r:id="rIdd-t74jtw4a9fgsmmxqalj">
+      <w:hyperlink w:history="1" r:id="rIdgonjhjy9k3elfsttsrgv_">
         <w:r>
           <w:rPr>
             <w:color w:val="000000"/>
@@ -1400,7 +1400,7 @@
       <w:r>
         <w:t xml:space="preserve">与</w:t>
       </w:r>
-      <w:hyperlink w:history="1" r:id="rIdhihtwgtw_oqx7d6jg8fzi">
+      <w:hyperlink w:history="1" r:id="rIdnxz0hmpfqpoitjk9q-fxr">
         <w:r>
           <w:rPr>
             <w:color w:val="000000"/>

--- a/materials/第1讲整合试讲主版本/02_学生材料.docx
+++ b/materials/第1讲整合试讲主版本/02_学生材料.docx
@@ -16,7 +16,7 @@
         <w:spacing w:after="95" w:before="0" w:line="330"/>
       </w:pPr>
       <w:r>
-        <w:t xml:space="preserve">公安专业一年级　第一讲整合试讲版</w:t>
+        <w:t xml:space="preserve">公安专业一年级　第一讲双45分钟整合主版本</w:t>
       </w:r>
     </w:p>
     <w:p>
@@ -582,6 +582,50 @@
           <w:b/>
           <w:bCs/>
         </w:rPr>
+        <w:t xml:space="preserve">再作一项理由判断。</w:t>
+      </w:r>
+      <w:r>
+        <w:t xml:space="preserve">在其他条件相同的教学假设中，把修改门槛提高到全体一致，是否就一定更好？写出它试图保护什么，以及不能漏掉的一项代价。不要求提出另一个“最佳比例”。</w:t>
+      </w:r>
+    </w:p>
+    <w:p>
+      <w:pPr>
+        <w:spacing w:after="70" w:before="0" w:line="350"/>
+      </w:pPr>
+      <w:r>
+        <w:rPr>
+          <w:rFonts w:ascii="Arial" w:cs="Arial" w:eastAsia="Arial" w:hAnsi="Arial"/>
+          <w:color w:val="A6A6A6"/>
+          <w:sz w:val="20"/>
+          <w:szCs w:val="20"/>
+        </w:rPr>
+        <w:t xml:space="preserve">____________________________________________________________</w:t>
+      </w:r>
+    </w:p>
+    <w:p>
+      <w:pPr>
+        <w:spacing w:after="70" w:before="0" w:line="350"/>
+      </w:pPr>
+      <w:r>
+        <w:rPr>
+          <w:rFonts w:ascii="Arial" w:cs="Arial" w:eastAsia="Arial" w:hAnsi="Arial"/>
+          <w:color w:val="A6A6A6"/>
+          <w:sz w:val="20"/>
+          <w:szCs w:val="20"/>
+        </w:rPr>
+        <w:t xml:space="preserve">____________________________________________________________</w:t>
+      </w:r>
+    </w:p>
+    <w:p>
+      <w:pPr>
+        <w:keepLines/>
+        <w:spacing w:after="95" w:before="0" w:line="330"/>
+      </w:pPr>
+      <w:r>
+        <w:rPr>
+          <w:b/>
+          <w:bCs/>
+        </w:rPr>
         <w:t xml:space="preserve">课堂笔记：</w:t>
       </w:r>
       <w:r>
@@ -810,7 +854,7 @@
         <w:spacing w:after="95" w:before="0" w:line="330"/>
       </w:pPr>
       <w:r>
-        <w:t xml:space="preserve">先回看材料B第5条、材料D第41条第3款与国家赔偿法第3、7条，再独立组织理由；教师集中讲评在作答之后。</w:t>
+        <w:t xml:space="preserve">先回看材料B第5条、材料D第41条第3款与国家赔偿法第3、7条，并读附页第12条节录，再独立组织理由；教师集中讲评在作答之后。</w:t>
       </w:r>
     </w:p>
     <w:p>
@@ -840,6 +884,15 @@
     </w:p>
     <w:p>
       <w:pPr>
+        <w:keepLines/>
+        <w:spacing w:after="95" w:before="0" w:line="330"/>
+      </w:pPr>
+      <w:r>
+        <w:t xml:space="preserve">再回应这项教学主张：“为了保障权利，申请条件越少越好。”结合第12条，说明这项主张合理的关切，以及仍需补充的理由。两部分各写一两句即可。</w:t>
+      </w:r>
+    </w:p>
+    <w:p>
+      <w:pPr>
         <w:spacing w:after="70" w:before="0" w:line="350"/>
       </w:pPr>
       <w:r>
@@ -1186,7 +1239,7 @@
         <w:pageBreakBefore/>
       </w:pPr>
       <w:r>
-        <w:t xml:space="preserve">附页 阅读支持与条件性扩展</w:t>
+        <w:t xml:space="preserve">附页 阅读支持与节内备用</w:t>
       </w:r>
     </w:p>
     <w:p>
@@ -1194,6 +1247,98 @@
         <w:pStyle w:val="Heading2"/>
       </w:pPr>
       <w:r>
+        <w:t xml:space="preserve">国家赔偿法第12条节录</w:t>
+      </w:r>
+    </w:p>
+    <w:p>
+      <w:pPr>
+        <w:keepLines/>
+        <w:spacing w:after="95" w:before="0" w:line="330"/>
+      </w:pPr>
+      <w:r>
+        <w:t xml:space="preserve">第1款起句与第2项，省略第1、3项：</w:t>
+      </w:r>
+    </w:p>
+    <w:p>
+      <w:pPr>
+        <w:keepLines/>
+        <w:spacing w:after="95" w:before="0" w:line="330"/>
+        <w:ind w:left="240" w:right="120"/>
+      </w:pPr>
+      <w:r>
+        <w:t xml:space="preserve">要求赔偿应当递交申请书，申请书应当载明下列事项：</w:t>
+      </w:r>
+    </w:p>
+    <w:p>
+      <w:pPr>
+        <w:keepLines/>
+        <w:spacing w:after="95" w:before="0" w:line="330"/>
+        <w:ind w:left="240" w:right="120"/>
+      </w:pPr>
+      <w:r>
+        <w:t xml:space="preserve">（二）具体的要求、事实根据和理由；</w:t>
+      </w:r>
+    </w:p>
+    <w:p>
+      <w:pPr>
+        <w:keepLines/>
+        <w:spacing w:after="95" w:before="0" w:line="330"/>
+      </w:pPr>
+      <w:r>
+        <w:t xml:space="preserve">第2款：</w:t>
+      </w:r>
+    </w:p>
+    <w:p>
+      <w:pPr>
+        <w:keepLines/>
+        <w:spacing w:after="95" w:before="0" w:line="330"/>
+        <w:ind w:left="240" w:right="120"/>
+      </w:pPr>
+      <w:r>
+        <w:t xml:space="preserve">赔偿请求人书写申请书确有困难的，可以委托他人代书；也可以口头申请，由赔偿义务机关记入笔录。</w:t>
+      </w:r>
+    </w:p>
+    <w:p>
+      <w:pPr>
+        <w:keepLines/>
+        <w:spacing w:after="95" w:before="0" w:line="330"/>
+      </w:pPr>
+      <w:r>
+        <w:t xml:space="preserve">本条只用于理解申请所需信息与办理方式的关系，不作申请栏目、期限或管辖记忆题。</w:t>
+      </w:r>
+    </w:p>
+    <w:p>
+      <w:pPr>
+        <w:pStyle w:val="Heading2"/>
+      </w:pPr>
+      <w:r>
+        <w:t xml:space="preserve">国家赔偿法第16条第1款</w:t>
+      </w:r>
+    </w:p>
+    <w:p>
+      <w:pPr>
+        <w:keepLines/>
+        <w:spacing w:after="95" w:before="0" w:line="330"/>
+        <w:ind w:left="240" w:right="120"/>
+      </w:pPr>
+      <w:r>
+        <w:t xml:space="preserve">赔偿义务机关赔偿损失后，应当责令有故意或者重大过失的工作人员或者受委托的组织或者个人承担部分或者全部赔偿费用。</w:t>
+      </w:r>
+    </w:p>
+    <w:p>
+      <w:pPr>
+        <w:keepLines/>
+        <w:spacing w:after="95" w:before="0" w:line="330"/>
+      </w:pPr>
+      <w:r>
+        <w:t xml:space="preserve">与材料D第7条合读，区别机关对外赔偿与赔偿后追究责任；注意过错条件和顺序，不据此认定所有人员一律全额承担。</w:t>
+      </w:r>
+    </w:p>
+    <w:p>
+      <w:pPr>
+        <w:pStyle w:val="Heading2"/>
+      </w:pPr>
+      <w:r>
         <w:t xml:space="preserve">国家赔偿法第9条第2款</w:t>
       </w:r>
     </w:p>
@@ -1226,11 +1371,12 @@
     </w:p>
     <w:p>
       <w:pPr>
-        <w:keepLines/>
-        <w:spacing w:after="95" w:before="0" w:line="330"/>
-      </w:pPr>
-      <w:r>
-        <w:t xml:space="preserve">仅在第一学时增加5分钟时使用。对以下说法作出反驳或修正：</w:t>
+        <w:keepNext/>
+        <w:keepLines/>
+        <w:spacing w:after="95" w:before="0" w:line="330"/>
+      </w:pPr>
+      <w:r>
+        <w:t xml:space="preserve">仅在上节45分钟内按教师所选路径使用，不追加课时。对以下说法作出反驳或修正：</w:t>
       </w:r>
     </w:p>
     <w:p>
@@ -1289,15 +1435,17 @@
     </w:p>
     <w:p>
       <w:pPr>
-        <w:keepLines/>
-        <w:spacing w:after="95" w:before="0" w:line="330"/>
-      </w:pPr>
-      <w:r>
-        <w:t xml:space="preserve">仅在第二学时增加5分钟时使用。</w:t>
-      </w:r>
-    </w:p>
-    <w:p>
-      <w:pPr>
+        <w:keepNext/>
+        <w:keepLines/>
+        <w:spacing w:after="95" w:before="0" w:line="330"/>
+      </w:pPr>
+      <w:r>
+        <w:t xml:space="preserve">仅在下节45分钟内按教师所选路径使用，不追加课时。</w:t>
+      </w:r>
+    </w:p>
+    <w:p>
+      <w:pPr>
+        <w:keepNext/>
         <w:keepLines/>
         <w:spacing w:after="95" w:before="0" w:line="330"/>
       </w:pPr>
@@ -1337,85 +1485,204 @@
     </w:p>
     <w:p>
       <w:pPr>
-        <w:spacing w:after="70" w:before="0" w:line="350"/>
-      </w:pPr>
-      <w:r>
-        <w:rPr>
-          <w:rFonts w:ascii="Arial" w:cs="Arial" w:eastAsia="Arial" w:hAnsi="Arial"/>
-          <w:color w:val="A6A6A6"/>
-          <w:sz w:val="20"/>
-          <w:szCs w:val="20"/>
-        </w:rPr>
-        <w:t xml:space="preserve">____________________________________________________________</w:t>
-      </w:r>
-    </w:p>
-    <w:p>
-      <w:pPr>
-        <w:keepLines/>
-        <w:spacing w:after="95" w:before="0" w:line="330"/>
+        <w:pStyle w:val="Heading2"/>
+      </w:pPr>
+      <w:r>
+        <w:t xml:space="preserve">备用E3 最高国家权力机关也受宪法约束吗</w:t>
+      </w:r>
+    </w:p>
+    <w:p>
+      <w:pPr>
+        <w:keepLines/>
+        <w:spacing w:after="95" w:before="0" w:line="330"/>
+      </w:pPr>
+      <w:r>
+        <w:t xml:space="preserve">现行宪法第57条第一句：</w:t>
+      </w:r>
+    </w:p>
+    <w:p>
+      <w:pPr>
+        <w:keepLines/>
+        <w:spacing w:after="95" w:before="0" w:line="330"/>
+        <w:ind w:left="240" w:right="120"/>
+      </w:pPr>
+      <w:r>
+        <w:t xml:space="preserve">中华人民共和国全国人民代表大会是最高国家权力机关。</w:t>
+      </w:r>
+    </w:p>
+    <w:p>
+      <w:pPr>
+        <w:keepLines/>
+        <w:spacing w:after="95" w:before="0" w:line="330"/>
+      </w:pPr>
+      <w:r>
+        <w:t xml:space="preserve">与材料B第5条、材料C第64条合读：最高国家权力机关仍须遵守宪法，是否自相矛盾？先写两处所比较的对象，再用一项条文检验解释。仅在上节内按需使用。</w:t>
+      </w:r>
+    </w:p>
+    <w:p>
+      <w:pPr>
+        <w:spacing w:after="70" w:before="0" w:line="350"/>
+      </w:pPr>
+      <w:r>
+        <w:rPr>
+          <w:rFonts w:ascii="Arial" w:cs="Arial" w:eastAsia="Arial" w:hAnsi="Arial"/>
+          <w:color w:val="A6A6A6"/>
+          <w:sz w:val="20"/>
+          <w:szCs w:val="20"/>
+        </w:rPr>
+        <w:t xml:space="preserve">____________________________________________________________</w:t>
+      </w:r>
+    </w:p>
+    <w:p>
+      <w:pPr>
+        <w:pStyle w:val="Heading2"/>
+      </w:pPr>
+      <w:r>
+        <w:t xml:space="preserve">备用E4 赔偿义务已履行以后</w:t>
+      </w:r>
+    </w:p>
+    <w:p>
+      <w:pPr>
+        <w:keepLines/>
+        <w:spacing w:after="95" w:before="0" w:line="330"/>
+      </w:pPr>
+      <w:r>
+        <w:t xml:space="preserve">教学假设：本课违法行政拘留事实已经成立，法定赔偿义务已经履行。结合材料B第5、33条及材料D、附页条文，说明能否因此认定过去行为合法、其他权利保障问题也全部解决。须承认已履行义务的意义，再辨认不能直接推出什么。仅在下节内按需使用。</w:t>
+      </w:r>
+    </w:p>
+    <w:p>
+      <w:pPr>
+        <w:spacing w:after="70" w:before="0" w:line="350"/>
+      </w:pPr>
+      <w:r>
+        <w:rPr>
+          <w:rFonts w:ascii="Arial" w:cs="Arial" w:eastAsia="Arial" w:hAnsi="Arial"/>
+          <w:color w:val="A6A6A6"/>
+          <w:sz w:val="20"/>
+          <w:szCs w:val="20"/>
+        </w:rPr>
+        <w:t xml:space="preserve">____________________________________________________________</w:t>
+      </w:r>
+    </w:p>
+    <w:p>
+      <w:pPr>
+        <w:spacing w:after="70" w:before="0" w:line="350"/>
+      </w:pPr>
+      <w:r>
+        <w:rPr>
+          <w:rFonts w:ascii="Arial" w:cs="Arial" w:eastAsia="Arial" w:hAnsi="Arial"/>
+          <w:color w:val="A6A6A6"/>
+          <w:sz w:val="20"/>
+          <w:szCs w:val="20"/>
+        </w:rPr>
+        <w:t xml:space="preserve">____________________________________________________________</w:t>
+      </w:r>
+    </w:p>
+    <w:p>
+      <w:pPr>
+        <w:keepLines/>
+        <w:spacing w:after="70" w:before="0" w:line="300"/>
       </w:pPr>
       <w:r>
         <w:rPr>
           <w:b/>
           <w:bCs/>
+          <w:sz w:val="22"/>
+          <w:szCs w:val="22"/>
         </w:rPr>
         <w:t xml:space="preserve">查读依据：</w:t>
       </w:r>
       <w:r>
+        <w:rPr>
+          <w:sz w:val="22"/>
+          <w:szCs w:val="22"/>
+        </w:rPr>
         <w:t xml:space="preserve">宪法采用</w:t>
       </w:r>
-      <w:hyperlink w:history="1" r:id="rId6pbzq3edm0hkyameykdg5">
+      <w:hyperlink w:history="1" r:id="rId1b2mrfbpbjwi2v9wphdp0">
         <w:r>
           <w:rPr>
             <w:color w:val="000000"/>
+            <w:sz w:val="22"/>
+            <w:szCs w:val="22"/>
             <w:u w:val="single"/>
           </w:rPr>
           <w:t xml:space="preserve">2018年修正全文</w:t>
         </w:r>
       </w:hyperlink>
       <w:r>
+        <w:rPr>
+          <w:sz w:val="22"/>
+          <w:szCs w:val="22"/>
+        </w:rPr>
         <w:t xml:space="preserve">；国家赔偿法采用</w:t>
       </w:r>
-      <w:hyperlink w:history="1" r:id="rId67rxtdw-dddzup57wqire">
+      <w:hyperlink w:history="1" r:id="rIdexac-v3tcy6betlvppw87">
         <w:r>
           <w:rPr>
             <w:color w:val="000000"/>
+            <w:sz w:val="22"/>
+            <w:szCs w:val="22"/>
             <w:u w:val="single"/>
           </w:rPr>
           <w:t xml:space="preserve">2012年第二次修正全文</w:t>
         </w:r>
       </w:hyperlink>
       <w:r>
+        <w:rPr>
+          <w:sz w:val="22"/>
+          <w:szCs w:val="22"/>
+        </w:rPr>
         <w:t xml:space="preserve">。历史条文据</w:t>
       </w:r>
-      <w:hyperlink w:history="1" r:id="rIdgonjhjy9k3elfsttsrgv_">
+      <w:hyperlink w:history="1" r:id="rId5xskoi3ekedxynr7-l1q4">
         <w:r>
           <w:rPr>
             <w:color w:val="000000"/>
+            <w:sz w:val="22"/>
+            <w:szCs w:val="22"/>
             <w:u w:val="single"/>
           </w:rPr>
           <w:t xml:space="preserve">《共同纲领》第13条</w:t>
         </w:r>
       </w:hyperlink>
       <w:r>
+        <w:rPr>
+          <w:sz w:val="22"/>
+          <w:szCs w:val="22"/>
+        </w:rPr>
         <w:t xml:space="preserve">与</w:t>
       </w:r>
-      <w:hyperlink w:history="1" r:id="rIdnxz0hmpfqpoitjk9q-fxr">
+      <w:hyperlink w:history="1" r:id="rIdk6dovu-jneqmx7prnjr4u">
         <w:r>
           <w:rPr>
             <w:color w:val="000000"/>
+            <w:sz w:val="22"/>
+            <w:szCs w:val="22"/>
             <w:u w:val="single"/>
           </w:rPr>
           <w:t xml:space="preserve">1954年宪法第21条</w:t>
         </w:r>
       </w:hyperlink>
       <w:r>
+        <w:rPr>
+          <w:sz w:val="22"/>
+          <w:szCs w:val="22"/>
+        </w:rPr>
         <w:t xml:space="preserve">。节录范围均随条文注明。教材页码见配套</w:t>
       </w:r>
       <w:r>
+        <w:rPr>
+          <w:sz w:val="22"/>
+          <w:szCs w:val="22"/>
+        </w:rPr>
         <w:t xml:space="preserve">知识依据</w:t>
       </w:r>
       <w:r>
+        <w:rPr>
+          <w:sz w:val="22"/>
+          <w:szCs w:val="22"/>
+        </w:rPr>
         <w:t xml:space="preserve">。</w:t>
       </w:r>
     </w:p>

--- a/materials/第1讲整合试讲主版本/02_学生材料.docx
+++ b/materials/第1讲整合试讲主版本/02_学生材料.docx
@@ -34,7 +34,7 @@
         <w:spacing w:after="95" w:before="0" w:line="330"/>
       </w:pPr>
       <w:r>
-        <w:t xml:space="preserve">本材料随课堂使用。先读指定条文，再独立回答；理由可以用自己的话说明。条文下标明节录范围，设例均为教学设定。</w:t>
+        <w:t xml:space="preserve">本材料随课堂使用，条文下标明节录范围，设例均为教学设定。任务1和任务4是本讲两处独立解释机会；任务3由教师带领作有限判断，任务5与任务7随讲回收。任务2、任务6及末尾扩展保留备查，不在默认课堂逐题作答。理由可以用自己的话说明。</w:t>
       </w:r>
     </w:p>
     <w:p>
@@ -475,7 +475,7 @@
         <w:pStyle w:val="Heading1"/>
       </w:pPr>
       <w:r>
-        <w:t xml:space="preserve">任务2 同为60%赞成能否通过</w:t>
+        <w:t xml:space="preserve">任务2 备查：同为60%赞成能否通过</w:t>
       </w:r>
     </w:p>
     <w:p>
@@ -582,10 +582,10 @@
           <w:b/>
           <w:bCs/>
         </w:rPr>
-        <w:t xml:space="preserve">再作一项理由判断。</w:t>
-      </w:r>
-      <w:r>
-        <w:t xml:space="preserve">在其他条件相同的教学假设中，把修改门槛提高到全体一致，是否就一定更好？写出它试图保护什么，以及不能漏掉的一项代价。不要求提出另一个“最佳比例”。</w:t>
+        <w:t xml:space="preserve">备查理由判断。</w:t>
+      </w:r>
+      <w:r>
+        <w:t xml:space="preserve">在其他条件相同的教学假设中，把修改门槛提高到全体一致，是否就一定更好？写出它试图保护什么，以及不能漏掉的一项代价。不要求提出另一个“最佳比例”。默认课堂只说明第64条的特别门槛、计算基数与允许依法调整，不独立演算或展开这一模型。</w:t>
       </w:r>
     </w:p>
     <w:p>
@@ -783,7 +783,7 @@
         <w:pStyle w:val="Heading1"/>
       </w:pPr>
       <w:r>
-        <w:t xml:space="preserve">任务3 这些事实已经给出可以判断什么</w:t>
+        <w:t xml:space="preserve">任务3 随讲判断：这些事实已经给出可以判断什么</w:t>
       </w:r>
     </w:p>
     <w:p>
@@ -854,7 +854,72 @@
         <w:spacing w:after="95" w:before="0" w:line="330"/>
       </w:pPr>
       <w:r>
-        <w:t xml:space="preserve">先回看材料B第5条、材料D第41条第3款与国家赔偿法第3、7条，并读附页第12条节录，再独立组织理由；教师集中讲评在作答之后。</w:t>
+        <w:t xml:space="preserve">沿用甲的请求，先回看材料B第5条、材料D第41条第3款与国家赔偿法第3、7条，随后读以下第12条节录。教师已带领解释权利与义务机关，本处把注意力转向制度怎样取得处理请求所需的信息。</w:t>
+      </w:r>
+    </w:p>
+    <w:p>
+      <w:pPr>
+        <w:pStyle w:val="Heading2"/>
+      </w:pPr>
+      <w:r>
+        <w:t xml:space="preserve">国家赔偿法第12条节录</w:t>
+      </w:r>
+    </w:p>
+    <w:p>
+      <w:pPr>
+        <w:keepLines/>
+        <w:spacing w:after="95" w:before="0" w:line="330"/>
+      </w:pPr>
+      <w:r>
+        <w:t xml:space="preserve">第1款起句与第2项，省略第1、3项：</w:t>
+      </w:r>
+    </w:p>
+    <w:p>
+      <w:pPr>
+        <w:keepLines/>
+        <w:spacing w:after="95" w:before="0" w:line="330"/>
+        <w:ind w:left="240" w:right="120"/>
+      </w:pPr>
+      <w:r>
+        <w:t xml:space="preserve">要求赔偿应当递交申请书，申请书应当载明下列事项：</w:t>
+      </w:r>
+    </w:p>
+    <w:p>
+      <w:pPr>
+        <w:keepLines/>
+        <w:spacing w:after="95" w:before="0" w:line="330"/>
+        <w:ind w:left="240" w:right="120"/>
+      </w:pPr>
+      <w:r>
+        <w:t xml:space="preserve">（二）具体的要求、事实根据和理由；</w:t>
+      </w:r>
+    </w:p>
+    <w:p>
+      <w:pPr>
+        <w:keepLines/>
+        <w:spacing w:after="95" w:before="0" w:line="330"/>
+      </w:pPr>
+      <w:r>
+        <w:t xml:space="preserve">第2款：</w:t>
+      </w:r>
+    </w:p>
+    <w:p>
+      <w:pPr>
+        <w:keepLines/>
+        <w:spacing w:after="95" w:before="0" w:line="330"/>
+        <w:ind w:left="240" w:right="120"/>
+      </w:pPr>
+      <w:r>
+        <w:t xml:space="preserve">赔偿请求人书写申请书确有困难的，可以委托他人代书；也可以口头申请，由赔偿义务机关记入笔录。</w:t>
+      </w:r>
+    </w:p>
+    <w:p>
+      <w:pPr>
+        <w:keepLines/>
+        <w:spacing w:after="95" w:before="0" w:line="330"/>
+      </w:pPr>
+      <w:r>
+        <w:t xml:space="preserve">本条用于比较必要信息与取得信息的方式，不要求记申请栏目、期限或管辖。</w:t>
       </w:r>
     </w:p>
     <w:p>
@@ -879,16 +944,32 @@
         <w:spacing w:after="95" w:before="0" w:line="330"/>
       </w:pPr>
       <w:r>
-        <w:t xml:space="preserve">请用宪法第5、41条回应这个疑问，再举国家赔偿法增加的一项安排，说明为什么仍需要普通法律。</w:t>
-      </w:r>
-    </w:p>
-    <w:p>
-      <w:pPr>
-        <w:keepLines/>
-        <w:spacing w:after="95" w:before="0" w:line="330"/>
-      </w:pPr>
-      <w:r>
-        <w:t xml:space="preserve">再回应这项教学主张：“为了保障权利，申请条件越少越好。”结合第12条，说明这项主张合理的关切，以及仍需补充的理由。两部分各写一两句即可。</w:t>
+        <w:t xml:space="preserve">请用宪法第5、41条回应这个疑问，再举国家赔偿法增加的一项安排，说明为什么仍需要普通法律。这一关系由教师随讲回收，下面的理由比较是本处独立解释的重点。</w:t>
+      </w:r>
+    </w:p>
+    <w:p>
+      <w:pPr>
+        <w:keepLines/>
+        <w:spacing w:after="95" w:before="0" w:line="330"/>
+      </w:pPr>
+      <w:r>
+        <w:rPr>
+          <w:b/>
+          <w:bCs/>
+        </w:rPr>
+        <w:t xml:space="preserve">续接情境（教学设定）：</w:t>
+      </w:r>
+      <w:r>
+        <w:t xml:space="preserve">甲书写申请书确有困难，这一点已查明。机关需要了解具体请求、事实根据和理由，以便记录、核实并判断。有人因此认为，只有甲本人写成申请书，才能保证信息可靠。</w:t>
+      </w:r>
+    </w:p>
+    <w:p>
+      <w:pPr>
+        <w:keepLines/>
+        <w:spacing w:after="95" w:before="0" w:line="330"/>
+      </w:pPr>
+      <w:r>
+        <w:t xml:space="preserve">结合第12条解释：机关需要这些信息的理由是否成立？它是否足以证明本人书写是唯一方式？代书或者口头申请记入笔录，保留了什么、改变了什么？最后说明这项安排尚不能直接证明哪一种后续结果。请连成一段理由，不只写“兼顾双方”或给出答案字母。</w:t>
       </w:r>
     </w:p>
     <w:p>
@@ -952,11 +1033,12 @@
         <w:pStyle w:val="Heading1"/>
       </w:pPr>
       <w:r>
-        <w:t xml:space="preserve">任务5 起首句能够证明什么</w:t>
-      </w:r>
-    </w:p>
-    <w:p>
-      <w:pPr>
+        <w:t xml:space="preserve">任务5 收束对照：起首句能够证明什么</w:t>
+      </w:r>
+    </w:p>
+    <w:p>
+      <w:pPr>
+        <w:keepNext/>
         <w:keepLines/>
         <w:spacing w:after="95" w:before="0" w:line="330"/>
       </w:pPr>
@@ -1044,7 +1126,7 @@
         <w:pageBreakBefore/>
       </w:pPr>
       <w:r>
-        <w:t xml:space="preserve">任务6 只有一个目的还缺什么</w:t>
+        <w:t xml:space="preserve">任务6 备查迁移：只有一个目的还缺什么</w:t>
       </w:r>
     </w:p>
     <w:p>
@@ -1165,7 +1247,7 @@
         <w:pStyle w:val="Heading1"/>
       </w:pPr>
       <w:r>
-        <w:t xml:space="preserve">任务7 把整堂课连起来</w:t>
+        <w:t xml:space="preserve">任务7 教师回收：把整堂课连起来</w:t>
       </w:r>
     </w:p>
     <w:p>
@@ -1239,7 +1321,7 @@
         <w:pageBreakBefore/>
       </w:pPr>
       <w:r>
-        <w:t xml:space="preserve">附页 阅读支持与节内备用</w:t>
+        <w:t xml:space="preserve">附页 课后查读与教师备查</w:t>
       </w:r>
     </w:p>
     <w:p>
@@ -1247,64 +1329,91 @@
         <w:pStyle w:val="Heading2"/>
       </w:pPr>
       <w:r>
-        <w:t xml:space="preserve">国家赔偿法第12条节录</w:t>
-      </w:r>
-    </w:p>
-    <w:p>
-      <w:pPr>
-        <w:keepLines/>
-        <w:spacing w:after="95" w:before="0" w:line="330"/>
-      </w:pPr>
-      <w:r>
-        <w:t xml:space="preserve">第1款起句与第2项，省略第1、3项：</w:t>
-      </w:r>
-    </w:p>
-    <w:p>
-      <w:pPr>
-        <w:keepLines/>
-        <w:spacing w:after="95" w:before="0" w:line="330"/>
-        <w:ind w:left="240" w:right="120"/>
-      </w:pPr>
-      <w:r>
-        <w:t xml:space="preserve">要求赔偿应当递交申请书，申请书应当载明下列事项：</w:t>
-      </w:r>
-    </w:p>
-    <w:p>
-      <w:pPr>
-        <w:keepLines/>
-        <w:spacing w:after="95" w:before="0" w:line="330"/>
-        <w:ind w:left="240" w:right="120"/>
-      </w:pPr>
-      <w:r>
-        <w:t xml:space="preserve">（二）具体的要求、事实根据和理由；</w:t>
-      </w:r>
-    </w:p>
-    <w:p>
-      <w:pPr>
-        <w:keepLines/>
-        <w:spacing w:after="95" w:before="0" w:line="330"/>
-      </w:pPr>
-      <w:r>
-        <w:t xml:space="preserve">第2款：</w:t>
-      </w:r>
-    </w:p>
-    <w:p>
-      <w:pPr>
-        <w:keepLines/>
-        <w:spacing w:after="95" w:before="0" w:line="330"/>
-        <w:ind w:left="240" w:right="120"/>
-      </w:pPr>
-      <w:r>
-        <w:t xml:space="preserve">赔偿请求人书写申请书确有困难的，可以委托他人代书；也可以口头申请，由赔偿义务机关记入笔录。</w:t>
-      </w:r>
-    </w:p>
-    <w:p>
-      <w:pPr>
-        <w:keepLines/>
-        <w:spacing w:after="95" w:before="0" w:line="330"/>
-      </w:pPr>
-      <w:r>
-        <w:t xml:space="preserve">本条只用于理解申请所需信息与办理方式的关系，不作申请栏目、期限或管辖记忆题。</w:t>
+        <w:t xml:space="preserve">1994年：法律通过以后，施行还需什么工作</w:t>
+      </w:r>
+    </w:p>
+    <w:p>
+      <w:pPr>
+        <w:keepLines/>
+        <w:spacing w:after="95" w:before="0" w:line="330"/>
+      </w:pPr>
+      <w:r>
+        <w:t xml:space="preserve">国家赔偿法于1994年5月12日通过，规定自1995年1月1日起施行。1994年12月22日，国务院办公厅发出实施通知。通知先说明，专法依据宪法赔偿权规定，在行政诉讼法有关行政赔偿规定的基础上进一步作出具体安排；随后布置实施准备。</w:t>
+      </w:r>
+    </w:p>
+    <w:p>
+      <w:pPr>
+        <w:keepLines/>
+        <w:spacing w:after="95" w:before="0" w:line="330"/>
+      </w:pPr>
+      <w:r>
+        <w:t xml:space="preserve">通知第二部分标题：</w:t>
+      </w:r>
+    </w:p>
+    <w:p>
+      <w:pPr>
+        <w:keepLines/>
+        <w:spacing w:after="95" w:before="0" w:line="330"/>
+        <w:ind w:left="240" w:right="120"/>
+      </w:pPr>
+      <w:r>
+        <w:t xml:space="preserve">二、确定受理赔偿请求的具体工作机构和人员</w:t>
+      </w:r>
+    </w:p>
+    <w:p>
+      <w:pPr>
+        <w:keepLines/>
+        <w:spacing w:after="95" w:before="0" w:line="330"/>
+      </w:pPr>
+      <w:r>
+        <w:t xml:space="preserve">第三部分标题：</w:t>
+      </w:r>
+    </w:p>
+    <w:p>
+      <w:pPr>
+        <w:keepLines/>
+        <w:spacing w:after="95" w:before="0" w:line="330"/>
+        <w:ind w:left="240" w:right="120"/>
+      </w:pPr>
+      <w:r>
+        <w:t xml:space="preserve">三、抓紧国家赔偿法的配套制度建设</w:t>
+      </w:r>
+    </w:p>
+    <w:p>
+      <w:pPr>
+        <w:keepLines/>
+        <w:spacing w:after="95" w:before="0" w:line="330"/>
+      </w:pPr>
+      <w:r>
+        <w:t xml:space="preserve">这组历史材料用于说明权利依据、专法安排与实际履职工作的关系。它不证明此前完全没有赔偿规定，也不证明通知中的要求当时已全部实现；本课现行申请方式仍依上文2012年修正文本的第12条。</w:t>
+      </w:r>
+    </w:p>
+    <w:p>
+      <w:pPr>
+        <w:keepLines/>
+        <w:spacing w:after="95" w:before="0" w:line="330"/>
+      </w:pPr>
+      <w:r>
+        <w:rPr>
+          <w:b/>
+          <w:bCs/>
+        </w:rPr>
+        <w:t xml:space="preserve">原页位置：</w:t>
+      </w:r>
+      <w:r>
+        <w:t xml:space="preserve">国务院公报1994年第31号，印刷1208—1210页，PDF物理56—58页。通知署期与公报刊期分别为1994年12月22日、1995年1月4日。</w:t>
+      </w:r>
+      <w:hyperlink w:history="1" r:id="rIdmlcxjrs0dvmcesqssk9gh">
+        <w:r>
+          <w:rPr>
+            <w:color w:val="000000"/>
+            <w:u w:val="single"/>
+          </w:rPr>
+          <w:t xml:space="preserve">官方扫描原件</w:t>
+        </w:r>
+      </w:hyperlink>
+      <w:r>
+        <w:t xml:space="preserve">。</w:t>
       </w:r>
     </w:p>
     <w:p>
@@ -1376,11 +1485,12 @@
         <w:spacing w:after="95" w:before="0" w:line="330"/>
       </w:pPr>
       <w:r>
-        <w:t xml:space="preserve">仅在上节45分钟内按教师所选路径使用，不追加课时。对以下说法作出反驳或修正：</w:t>
-      </w:r>
-    </w:p>
-    <w:p>
-      <w:pPr>
+        <w:t xml:space="preserve">供课后查读或教师按实际需要作等量替换，不进入默认主线，也不追加课时。对以下说法作出反驳或修正：</w:t>
+      </w:r>
+    </w:p>
+    <w:p>
+      <w:pPr>
+        <w:keepNext/>
         <w:keepLines/>
         <w:spacing w:after="95" w:before="0" w:line="330"/>
       </w:pPr>
@@ -1440,7 +1550,7 @@
         <w:spacing w:after="95" w:before="0" w:line="330"/>
       </w:pPr>
       <w:r>
-        <w:t xml:space="preserve">仅在下节45分钟内按教师所选路径使用，不追加课时。</w:t>
+        <w:t xml:space="preserve">供课后查读或教师备查，不进入默认主线，不追加课时。</w:t>
       </w:r>
     </w:p>
     <w:p>
@@ -1599,7 +1709,7 @@
         </w:rPr>
         <w:t xml:space="preserve">宪法采用</w:t>
       </w:r>
-      <w:hyperlink w:history="1" r:id="rId1b2mrfbpbjwi2v9wphdp0">
+      <w:hyperlink w:history="1" r:id="rId2f9p9ly1uonw6fr4wgpi0">
         <w:r>
           <w:rPr>
             <w:color w:val="000000"/>
@@ -1617,7 +1727,7 @@
         </w:rPr>
         <w:t xml:space="preserve">；国家赔偿法采用</w:t>
       </w:r>
-      <w:hyperlink w:history="1" r:id="rIdexac-v3tcy6betlvppw87">
+      <w:hyperlink w:history="1" r:id="rIdsgun-spkcbfwuctxcoqps">
         <w:r>
           <w:rPr>
             <w:color w:val="000000"/>
@@ -1635,7 +1745,7 @@
         </w:rPr>
         <w:t xml:space="preserve">。历史条文据</w:t>
       </w:r>
-      <w:hyperlink w:history="1" r:id="rId5xskoi3ekedxynr7-l1q4">
+      <w:hyperlink w:history="1" r:id="rIdhkdjlqvj8brusy371orut">
         <w:r>
           <w:rPr>
             <w:color w:val="000000"/>
@@ -1653,7 +1763,7 @@
         </w:rPr>
         <w:t xml:space="preserve">与</w:t>
       </w:r>
-      <w:hyperlink w:history="1" r:id="rIdk6dovu-jneqmx7prnjr4u">
+      <w:hyperlink w:history="1" r:id="rIdrxh5vmlzmy08dxay-wge5">
         <w:r>
           <w:rPr>
             <w:color w:val="000000"/>

--- a/materials/第1讲整合试讲主版本/02_学生材料.docx
+++ b/materials/第1讲整合试讲主版本/02_学生材料.docx
@@ -845,7 +845,7 @@
         <w:pageBreakBefore/>
       </w:pPr>
       <w:r>
-        <w:t xml:space="preserve">任务4 既然法律安排具体事项宪法还约束什么</w:t>
+        <w:t xml:space="preserve">任务4 核实需要能否证明本人书写是唯一方式</w:t>
       </w:r>
     </w:p>
     <w:p>
@@ -944,7 +944,7 @@
         <w:spacing w:after="95" w:before="0" w:line="330"/>
       </w:pPr>
       <w:r>
-        <w:t xml:space="preserve">请用宪法第5、41条回应这个疑问，再举国家赔偿法增加的一项安排，说明为什么仍需要普通法律。这一关系由教师随讲回收，下面的理由比较是本处独立解释的重点。</w:t>
+        <w:t xml:space="preserve">教师随讲合读宪法第5、41条，再用国家赔偿法增加的具体安排回收这一关系：法律继续安排制度，仍受宪法约束。下面的理由比较是本处独立解释的重点，不再另设一次作答。</w:t>
       </w:r>
     </w:p>
     <w:p>
@@ -1403,7 +1403,7 @@
       <w:r>
         <w:t xml:space="preserve">国务院公报1994年第31号，印刷1208—1210页，PDF物理56—58页。通知署期与公报刊期分别为1994年12月22日、1995年1月4日。</w:t>
       </w:r>
-      <w:hyperlink w:history="1" r:id="rIdmlcxjrs0dvmcesqssk9gh">
+      <w:hyperlink w:history="1" r:id="rId-vr7gpyufci9crzg8npzt">
         <w:r>
           <w:rPr>
             <w:color w:val="000000"/>
@@ -1709,7 +1709,7 @@
         </w:rPr>
         <w:t xml:space="preserve">宪法采用</w:t>
       </w:r>
-      <w:hyperlink w:history="1" r:id="rId2f9p9ly1uonw6fr4wgpi0">
+      <w:hyperlink w:history="1" r:id="rIdllyd0-uu9ae2i-vmddv0v">
         <w:r>
           <w:rPr>
             <w:color w:val="000000"/>
@@ -1727,7 +1727,7 @@
         </w:rPr>
         <w:t xml:space="preserve">；国家赔偿法采用</w:t>
       </w:r>
-      <w:hyperlink w:history="1" r:id="rIdsgun-spkcbfwuctxcoqps">
+      <w:hyperlink w:history="1" r:id="rIdfptqg4idddhg6zhtbhby_">
         <w:r>
           <w:rPr>
             <w:color w:val="000000"/>
@@ -1745,7 +1745,7 @@
         </w:rPr>
         <w:t xml:space="preserve">。历史条文据</w:t>
       </w:r>
-      <w:hyperlink w:history="1" r:id="rIdhkdjlqvj8brusy371orut">
+      <w:hyperlink w:history="1" r:id="rId-h4axcsjwvgqknduxqumy">
         <w:r>
           <w:rPr>
             <w:color w:val="000000"/>
@@ -1763,7 +1763,7 @@
         </w:rPr>
         <w:t xml:space="preserve">与</w:t>
       </w:r>
-      <w:hyperlink w:history="1" r:id="rIdrxh5vmlzmy08dxay-wge5">
+      <w:hyperlink w:history="1" r:id="rIdnpecqjdj48vkf5njvfq-x">
         <w:r>
           <w:rPr>
             <w:color w:val="000000"/>
